--- a/samples/sample-nda.docx
+++ b/samples/sample-nda.docx
@@ -93,7 +93,7 @@
     </w:p>
     <w:p>
       <w:r>
-        <w:t>"Survival Period" means the period described in clause 4.1.</w:t>
+        <w:t>"Survival Period" means the 5 years after this Agreement ends.</w:t>
       </w:r>
     </w:p>
     <w:p>
